--- a/testakten/sozialrecht-elektrorollstuhl-koerner-oldenburg/05_wohnungsumfeld_barrierefreiheit.docx
+++ b/testakten/sozialrecht-elektrorollstuhl-koerner-oldenburg/05_wohnungsumfeld_barrierefreiheit.docx
@@ -3,30 +3,52 @@
 <w:document xmlns:wpc="http://schemas.microsoft.com/office/word/2010/wordprocessingCanvas" xmlns:mo="http://schemas.microsoft.com/office/mac/office/2008/main" xmlns:mc="http://schemas.openxmlformats.org/markup-compatibility/2006" xmlns:mv="urn:schemas-microsoft-com:mac:vml" xmlns:o="urn:schemas-microsoft-com:office:office" xmlns:r="http://schemas.openxmlformats.org/officeDocument/2006/relationships" xmlns:m="http://schemas.openxmlformats.org/officeDocument/2006/math" xmlns:v="urn:schemas-microsoft-com:vml" xmlns:wp14="http://schemas.microsoft.com/office/word/2010/wordprocessingDrawing" xmlns:wp="http://schemas.openxmlformats.org/drawingml/2006/wordprocessingDrawing" xmlns:w10="urn:schemas-microsoft-com:office:word" xmlns:w="http://schemas.openxmlformats.org/wordprocessingml/2006/main" xmlns:w14="http://schemas.microsoft.com/office/word/2010/wordml" xmlns:wpg="http://schemas.microsoft.com/office/word/2010/wordprocessingGroup" xmlns:wpi="http://schemas.microsoft.com/office/word/2010/wordprocessingInk" xmlns:wne="http://schemas.microsoft.com/office/word/2006/wordml" xmlns:wps="http://schemas.microsoft.com/office/word/2010/wordprocessingShape" mc:Ignorable="w14 wp14">
   <w:body>
     <w:p>
+      <w:r>
+        <w:rPr>
+          <w:b/>
+          <w:color w:val="1F3C54"/>
+          <w:sz w:val="25"/>
+        </w:rPr>
+        <w:t>RehaTechnik Albrecht GmbH</w:t>
+      </w:r>
+    </w:p>
+    <w:p>
+      <w:pPr>
+        <w:spacing w:after="160"/>
+      </w:pPr>
+      <w:r>
+        <w:t>Donnerschweer Straße 188, 26123 Oldenburg · Telefon 0441 73 60 18</w:t>
+      </w:r>
+    </w:p>
+    <w:p>
+      <w:r>
+        <w:rPr>
+          <w:color w:val="555555"/>
+          <w:sz w:val="18"/>
+        </w:rPr>
+        <w:t>Ortstermin: 18. Mai 2026 · Versicherter: Heinz Körner · Beraterin: Anja Voss</w:t>
+      </w:r>
+    </w:p>
+    <w:p/>
+    <w:p>
       <w:pPr>
         <w:pStyle w:val="Heading1"/>
       </w:pPr>
       <w:r>
-        <w:rPr>
-          <w:rFonts w:ascii="Times New Roman" w:hAnsi="Times New Roman"/>
-        </w:rPr>
-        <w:t>Wohnungsumfeld und Barrierefreiheit</w:t>
+        <w:t>Wohnungsumfeld und Barrierefreiheitsprüfung</w:t>
       </w:r>
     </w:p>
     <w:p>
-      <w:pPr>
-        <w:jc w:val="left"/>
-      </w:pPr>
       <w:r>
-        <w:t>Ortstermin RehaTechnik Albrecht GmbH am 18.05.2026</w:t>
+        <w:rPr>
+          <w:b/>
+        </w:rPr>
+        <w:t>Betreff: Prüfung der Einsatzfähigkeit eines kompakten Elektrorollstuhls im Wohnumfeld Theaterwall 62, 26122 Oldenburg.</w:t>
       </w:r>
     </w:p>
     <w:p>
-      <w:pPr>
-        <w:jc w:val="left"/>
-      </w:pPr>
       <w:r>
-        <w:t>Teilnehmer: Heinz Körner, Dr. Maren Körner, Reha-Fachberaterin Anja Voss</w:t>
+        <w:t>Der Ortstermin fand im Beisein von Herrn Körner und seiner Tochter Dr. Maren Körner statt. Die Messwerte beruhen auf unmittelbarer Aufnahme vor Ort; Fotos liegen der Handakte bei.</w:t>
       </w:r>
     </w:p>
     <w:p>
@@ -34,320 +56,12 @@
         <w:pStyle w:val="Heading2"/>
       </w:pPr>
       <w:r>
-        <w:rPr>
-          <w:rFonts w:ascii="Times New Roman" w:hAnsi="Times New Roman"/>
-        </w:rPr>
-        <w:t>Gebäude</w:t>
-      </w:r>
-    </w:p>
-    <w:tbl>
-      <w:tblPr>
-        <w:tblStyle w:val="TableGrid"/>
-        <w:tblW w:type="auto" w:w="0"/>
-        <w:tblLook w:firstColumn="1" w:firstRow="1" w:lastColumn="0" w:lastRow="0" w:noHBand="0" w:noVBand="1" w:val="04A0"/>
-      </w:tblPr>
-      <w:tblGrid>
-        <w:gridCol w:w="4536"/>
-        <w:gridCol w:w="4536"/>
-      </w:tblGrid>
-      <w:tr>
-        <w:tc>
-          <w:tcPr>
-            <w:tcW w:type="dxa" w:w="4536"/>
-          </w:tcPr>
-          <w:p>
-            <w:r>
-              <w:rPr>
-                <w:rFonts w:ascii="Times New Roman" w:hAnsi="Times New Roman"/>
-                <w:b/>
-                <w:sz w:val="20"/>
-              </w:rPr>
-              <w:t>Punkt</w:t>
-            </w:r>
-          </w:p>
-        </w:tc>
-        <w:tc>
-          <w:tcPr>
-            <w:tcW w:type="dxa" w:w="4536"/>
-          </w:tcPr>
-          <w:p>
-            <w:r>
-              <w:rPr>
-                <w:rFonts w:ascii="Times New Roman" w:hAnsi="Times New Roman"/>
-                <w:b/>
-                <w:sz w:val="20"/>
-              </w:rPr>
-              <w:t>Feststellung</w:t>
-            </w:r>
-          </w:p>
-        </w:tc>
-      </w:tr>
-      <w:tr>
-        <w:tc>
-          <w:tcPr>
-            <w:tcW w:type="dxa" w:w="4536"/>
-          </w:tcPr>
-          <w:p>
-            <w:r>
-              <w:rPr>
-                <w:rFonts w:ascii="Times New Roman" w:hAnsi="Times New Roman"/>
-                <w:sz w:val="20"/>
-              </w:rPr>
-              <w:t>Baujahr</w:t>
-            </w:r>
-          </w:p>
-        </w:tc>
-        <w:tc>
-          <w:tcPr>
-            <w:tcW w:type="dxa" w:w="4536"/>
-          </w:tcPr>
-          <w:p>
-            <w:r>
-              <w:rPr>
-                <w:rFonts w:ascii="Times New Roman" w:hAnsi="Times New Roman"/>
-                <w:sz w:val="20"/>
-              </w:rPr>
-              <w:t>1908, viergeschossiger Altbau</w:t>
-            </w:r>
-          </w:p>
-        </w:tc>
-      </w:tr>
-      <w:tr>
-        <w:tc>
-          <w:tcPr>
-            <w:tcW w:type="dxa" w:w="4536"/>
-          </w:tcPr>
-          <w:p>
-            <w:r>
-              <w:rPr>
-                <w:rFonts w:ascii="Times New Roman" w:hAnsi="Times New Roman"/>
-                <w:sz w:val="20"/>
-              </w:rPr>
-              <w:t>Wohnung</w:t>
-            </w:r>
-          </w:p>
-        </w:tc>
-        <w:tc>
-          <w:tcPr>
-            <w:tcW w:type="dxa" w:w="4536"/>
-          </w:tcPr>
-          <w:p>
-            <w:r>
-              <w:rPr>
-                <w:rFonts w:ascii="Times New Roman" w:hAnsi="Times New Roman"/>
-                <w:sz w:val="20"/>
-              </w:rPr>
-              <w:t>erster Stock links, 62 Quadratmeter</w:t>
-            </w:r>
-          </w:p>
-        </w:tc>
-      </w:tr>
-      <w:tr>
-        <w:tc>
-          <w:tcPr>
-            <w:tcW w:type="dxa" w:w="4536"/>
-          </w:tcPr>
-          <w:p>
-            <w:r>
-              <w:rPr>
-                <w:rFonts w:ascii="Times New Roman" w:hAnsi="Times New Roman"/>
-                <w:sz w:val="20"/>
-              </w:rPr>
-              <w:t>Aufzug</w:t>
-            </w:r>
-          </w:p>
-        </w:tc>
-        <w:tc>
-          <w:tcPr>
-            <w:tcW w:type="dxa" w:w="4536"/>
-          </w:tcPr>
-          <w:p>
-            <w:r>
-              <w:rPr>
-                <w:rFonts w:ascii="Times New Roman" w:hAnsi="Times New Roman"/>
-                <w:sz w:val="20"/>
-              </w:rPr>
-              <w:t>nicht vorhanden</w:t>
-            </w:r>
-          </w:p>
-        </w:tc>
-      </w:tr>
-      <w:tr>
-        <w:tc>
-          <w:tcPr>
-            <w:tcW w:type="dxa" w:w="4536"/>
-          </w:tcPr>
-          <w:p>
-            <w:r>
-              <w:rPr>
-                <w:rFonts w:ascii="Times New Roman" w:hAnsi="Times New Roman"/>
-                <w:sz w:val="20"/>
-              </w:rPr>
-              <w:t>Treppe</w:t>
-            </w:r>
-          </w:p>
-        </w:tc>
-        <w:tc>
-          <w:tcPr>
-            <w:tcW w:type="dxa" w:w="4536"/>
-          </w:tcPr>
-          <w:p>
-            <w:r>
-              <w:rPr>
-                <w:rFonts w:ascii="Times New Roman" w:hAnsi="Times New Roman"/>
-                <w:sz w:val="20"/>
-              </w:rPr>
-              <w:t>21 Stufen bis Wohnungstür, beidseitiges Geländer nur im unteren Abschnitt</w:t>
-            </w:r>
-          </w:p>
-        </w:tc>
-      </w:tr>
-      <w:tr>
-        <w:tc>
-          <w:tcPr>
-            <w:tcW w:type="dxa" w:w="4536"/>
-          </w:tcPr>
-          <w:p>
-            <w:r>
-              <w:rPr>
-                <w:rFonts w:ascii="Times New Roman" w:hAnsi="Times New Roman"/>
-                <w:sz w:val="20"/>
-              </w:rPr>
-              <w:t>Hauseingang</w:t>
-            </w:r>
-          </w:p>
-        </w:tc>
-        <w:tc>
-          <w:tcPr>
-            <w:tcW w:type="dxa" w:w="4536"/>
-          </w:tcPr>
-          <w:p>
-            <w:r>
-              <w:rPr>
-                <w:rFonts w:ascii="Times New Roman" w:hAnsi="Times New Roman"/>
-                <w:sz w:val="20"/>
-              </w:rPr>
-              <w:t>zwei Stufen zur Straße, mobile Rampe möglich</w:t>
-            </w:r>
-          </w:p>
-        </w:tc>
-      </w:tr>
-      <w:tr>
-        <w:tc>
-          <w:tcPr>
-            <w:tcW w:type="dxa" w:w="4536"/>
-          </w:tcPr>
-          <w:p>
-            <w:r>
-              <w:rPr>
-                <w:rFonts w:ascii="Times New Roman" w:hAnsi="Times New Roman"/>
-                <w:sz w:val="20"/>
-              </w:rPr>
-              <w:t>Abstellfläche</w:t>
-            </w:r>
-          </w:p>
-        </w:tc>
-        <w:tc>
-          <w:tcPr>
-            <w:tcW w:type="dxa" w:w="4536"/>
-          </w:tcPr>
-          <w:p>
-            <w:r>
-              <w:rPr>
-                <w:rFonts w:ascii="Times New Roman" w:hAnsi="Times New Roman"/>
-                <w:sz w:val="20"/>
-              </w:rPr>
-              <w:t>Erdgeschoss, ehemaliger Kinderwagenraum, Stromanschluss vorhanden</w:t>
-            </w:r>
-          </w:p>
-        </w:tc>
-      </w:tr>
-      <w:tr>
-        <w:tc>
-          <w:tcPr>
-            <w:tcW w:type="dxa" w:w="4536"/>
-          </w:tcPr>
-          <w:p>
-            <w:r>
-              <w:rPr>
-                <w:rFonts w:ascii="Times New Roman" w:hAnsi="Times New Roman"/>
-                <w:sz w:val="20"/>
-              </w:rPr>
-              <w:t>Türbreiten Wohnung</w:t>
-            </w:r>
-          </w:p>
-        </w:tc>
-        <w:tc>
-          <w:tcPr>
-            <w:tcW w:type="dxa" w:w="4536"/>
-          </w:tcPr>
-          <w:p>
-            <w:r>
-              <w:rPr>
-                <w:rFonts w:ascii="Times New Roman" w:hAnsi="Times New Roman"/>
-                <w:sz w:val="20"/>
-              </w:rPr>
-              <w:t>Bad 68 cm, Küche 74 cm, Wohnzimmer 81 cm</w:t>
-            </w:r>
-          </w:p>
-        </w:tc>
-      </w:tr>
-      <w:tr>
-        <w:tc>
-          <w:tcPr>
-            <w:tcW w:type="dxa" w:w="4536"/>
-          </w:tcPr>
-          <w:p>
-            <w:r>
-              <w:rPr>
-                <w:rFonts w:ascii="Times New Roman" w:hAnsi="Times New Roman"/>
-                <w:sz w:val="20"/>
-              </w:rPr>
-              <w:t>Gehweg</w:t>
-            </w:r>
-          </w:p>
-        </w:tc>
-        <w:tc>
-          <w:tcPr>
-            <w:tcW w:type="dxa" w:w="4536"/>
-          </w:tcPr>
-          <w:p>
-            <w:r>
-              <w:rPr>
-                <w:rFonts w:ascii="Times New Roman" w:hAnsi="Times New Roman"/>
-                <w:sz w:val="20"/>
-              </w:rPr>
-              <w:t>unebenes Klinkerpflaster, Bordstein am Übergang Theaterwall</w:t>
-            </w:r>
-          </w:p>
-        </w:tc>
-      </w:tr>
-    </w:tbl>
-    <w:p>
-      <w:pPr>
-        <w:pStyle w:val="Heading2"/>
-      </w:pPr>
-      <w:r>
-        <w:rPr>
-          <w:rFonts w:ascii="Times New Roman" w:hAnsi="Times New Roman"/>
-        </w:rPr>
-        <w:t>Praktische Konsequenz</w:t>
+        <w:t>Gebäudezugang</w:t>
       </w:r>
     </w:p>
     <w:p>
-      <w:pPr>
-        <w:jc w:val="left"/>
-      </w:pPr>
       <w:r>
-        <w:t>Der Elektrorollstuhl kann nicht die Treppe in die Wohnung ersetzen. Er kann aber im Erdgeschoss abgestellt werden. Herr Körner muss die Treppe weiterhin mit Hilfe bewältigen. Der Streit betrifft vor allem die selbständige Mobilität ab Erdgeschoss und im Nahbereich. Für die Wohnung selbst sind Haltegriffe, Duschhocker und ein Toilettensitzerhöherer bereits vorhanden oder beantragt.</w:t>
-      </w:r>
-    </w:p>
-    <w:p>
-      <w:pPr>
-        <w:jc w:val="left"/>
-      </w:pPr>
-      <w:r>
-        <w:t>Die Krankenkasse weist darauf hin, dass bauliche Barrierefreiheit nicht Aufgabe der Krankenversicherung sei. Das ist richtig, löst aber nicht den Hilfsmittelbedarf. Der Versicherte benötigt keine Wohnraumsanierung von der Krankenkasse, sondern ein Hilfsmittel, das die vorhandene Mobilitätslücke ab Hausausgang praktisch schließt.</w:t>
+        <w:t>Der Hauseingang hat zwei Stufen mit 14 und 16 Zentimetern Höhe. Im Hausflur beträgt die lichte Breite 108 Zentimeter. Der Aufzug beginnt erst im Hochparterre und ist für den Weg vom Bürgersteig zur Wohnung daher nicht allein ausreichend.</w:t>
       </w:r>
     </w:p>
     <w:p>
@@ -355,294 +69,55 @@
         <w:pStyle w:val="Heading2"/>
       </w:pPr>
       <w:r>
-        <w:rPr>
-          <w:rFonts w:ascii="Times New Roman" w:hAnsi="Times New Roman"/>
-        </w:rPr>
-        <w:t>Alternativen</w:t>
+        <w:t>Wohnungsbereich</w:t>
       </w:r>
     </w:p>
-    <w:tbl>
-      <w:tblPr>
-        <w:tblStyle w:val="TableGrid"/>
-        <w:tblW w:type="auto" w:w="0"/>
-        <w:tblLook w:firstColumn="1" w:firstRow="1" w:lastColumn="0" w:lastRow="0" w:noHBand="0" w:noVBand="1" w:val="04A0"/>
-      </w:tblPr>
-      <w:tblGrid>
-        <w:gridCol w:w="4536"/>
-        <w:gridCol w:w="4536"/>
-      </w:tblGrid>
-      <w:tr>
-        <w:tc>
-          <w:tcPr>
-            <w:tcW w:type="dxa" w:w="4536"/>
-          </w:tcPr>
-          <w:p>
-            <w:r>
-              <w:rPr>
-                <w:rFonts w:ascii="Times New Roman" w:hAnsi="Times New Roman"/>
-                <w:b/>
-                <w:sz w:val="20"/>
-              </w:rPr>
-              <w:t>Alternative</w:t>
-            </w:r>
-          </w:p>
-        </w:tc>
-        <w:tc>
-          <w:tcPr>
-            <w:tcW w:type="dxa" w:w="4536"/>
-          </w:tcPr>
-          <w:p>
-            <w:r>
-              <w:rPr>
-                <w:rFonts w:ascii="Times New Roman" w:hAnsi="Times New Roman"/>
-                <w:b/>
-                <w:sz w:val="20"/>
-              </w:rPr>
-              <w:t>Ergebnis der Prüfung</w:t>
-            </w:r>
-          </w:p>
-        </w:tc>
-      </w:tr>
-      <w:tr>
-        <w:tc>
-          <w:tcPr>
-            <w:tcW w:type="dxa" w:w="4536"/>
-          </w:tcPr>
-          <w:p>
-            <w:r>
-              <w:rPr>
-                <w:rFonts w:ascii="Times New Roman" w:hAnsi="Times New Roman"/>
-                <w:sz w:val="20"/>
-              </w:rPr>
-              <w:t>Unterarmgehstütze</w:t>
-            </w:r>
-          </w:p>
-        </w:tc>
-        <w:tc>
-          <w:tcPr>
-            <w:tcW w:type="dxa" w:w="4536"/>
-          </w:tcPr>
-          <w:p>
-            <w:r>
-              <w:rPr>
-                <w:rFonts w:ascii="Times New Roman" w:hAnsi="Times New Roman"/>
-                <w:sz w:val="20"/>
-              </w:rPr>
-              <w:t>Sturzrisiko bleibt, keine sichere Nahbereichsmobilität</w:t>
-            </w:r>
-          </w:p>
-        </w:tc>
-      </w:tr>
-      <w:tr>
-        <w:tc>
-          <w:tcPr>
-            <w:tcW w:type="dxa" w:w="4536"/>
-          </w:tcPr>
-          <w:p>
-            <w:r>
-              <w:rPr>
-                <w:rFonts w:ascii="Times New Roman" w:hAnsi="Times New Roman"/>
-                <w:sz w:val="20"/>
-              </w:rPr>
-              <w:t>Rollator</w:t>
-            </w:r>
-          </w:p>
-        </w:tc>
-        <w:tc>
-          <w:tcPr>
-            <w:tcW w:type="dxa" w:w="4536"/>
-          </w:tcPr>
-          <w:p>
-            <w:r>
-              <w:rPr>
-                <w:rFonts w:ascii="Times New Roman" w:hAnsi="Times New Roman"/>
-                <w:sz w:val="20"/>
-              </w:rPr>
-              <w:t>in Praxisflur teilweise, im realen Gehwegumfeld nicht sicher</w:t>
-            </w:r>
-          </w:p>
-        </w:tc>
-      </w:tr>
-      <w:tr>
-        <w:tc>
-          <w:tcPr>
-            <w:tcW w:type="dxa" w:w="4536"/>
-          </w:tcPr>
-          <w:p>
-            <w:r>
-              <w:rPr>
-                <w:rFonts w:ascii="Times New Roman" w:hAnsi="Times New Roman"/>
-                <w:sz w:val="20"/>
-              </w:rPr>
-              <w:t>Standard-Faltrollstuhl</w:t>
-            </w:r>
-          </w:p>
-        </w:tc>
-        <w:tc>
-          <w:tcPr>
-            <w:tcW w:type="dxa" w:w="4536"/>
-          </w:tcPr>
-          <w:p>
-            <w:r>
-              <w:rPr>
-                <w:rFonts w:ascii="Times New Roman" w:hAnsi="Times New Roman"/>
-                <w:sz w:val="20"/>
-              </w:rPr>
-              <w:t>nur mit schiebender Begleitperson, kein selbständiger Ausgleich</w:t>
-            </w:r>
-          </w:p>
-        </w:tc>
-      </w:tr>
-      <w:tr>
-        <w:tc>
-          <w:tcPr>
-            <w:tcW w:type="dxa" w:w="4536"/>
-          </w:tcPr>
-          <w:p>
-            <w:r>
-              <w:rPr>
-                <w:rFonts w:ascii="Times New Roman" w:hAnsi="Times New Roman"/>
-                <w:sz w:val="20"/>
-              </w:rPr>
-              <w:t>Elektromobil</w:t>
-            </w:r>
-          </w:p>
-        </w:tc>
-        <w:tc>
-          <w:tcPr>
-            <w:tcW w:type="dxa" w:w="4536"/>
-          </w:tcPr>
-          <w:p>
-            <w:r>
-              <w:rPr>
-                <w:rFonts w:ascii="Times New Roman" w:hAnsi="Times New Roman"/>
-                <w:sz w:val="20"/>
-              </w:rPr>
-              <w:t>zu groß für Abstellfläche und Hauseingang, Wendekreis nicht geeignet</w:t>
-            </w:r>
-          </w:p>
-        </w:tc>
-      </w:tr>
-      <w:tr>
-        <w:tc>
-          <w:tcPr>
-            <w:tcW w:type="dxa" w:w="4536"/>
-          </w:tcPr>
-          <w:p>
-            <w:r>
-              <w:rPr>
-                <w:rFonts w:ascii="Times New Roman" w:hAnsi="Times New Roman"/>
-                <w:sz w:val="20"/>
-              </w:rPr>
-              <w:t>Umzug</w:t>
-            </w:r>
-          </w:p>
-        </w:tc>
-        <w:tc>
-          <w:tcPr>
-            <w:tcW w:type="dxa" w:w="4536"/>
-          </w:tcPr>
-          <w:p>
-            <w:r>
-              <w:rPr>
-                <w:rFonts w:ascii="Times New Roman" w:hAnsi="Times New Roman"/>
-                <w:sz w:val="20"/>
-              </w:rPr>
-              <w:t>medizinisch und sozial nicht kurzfristig, nicht Gegenstand des Hilfsmittelantrags</w:t>
-            </w:r>
-          </w:p>
-        </w:tc>
-      </w:tr>
-      <w:tr>
-        <w:tc>
-          <w:tcPr>
-            <w:tcW w:type="dxa" w:w="4536"/>
-          </w:tcPr>
-          <w:p>
-            <w:r>
-              <w:rPr>
-                <w:rFonts w:ascii="Times New Roman" w:hAnsi="Times New Roman"/>
-                <w:sz w:val="20"/>
-              </w:rPr>
-              <w:t>Elektrorollstuhl kompakt</w:t>
-            </w:r>
-          </w:p>
-        </w:tc>
-        <w:tc>
-          <w:tcPr>
-            <w:tcW w:type="dxa" w:w="4536"/>
-          </w:tcPr>
-          <w:p>
-            <w:r>
-              <w:rPr>
-                <w:rFonts w:ascii="Times New Roman" w:hAnsi="Times New Roman"/>
-                <w:sz w:val="20"/>
-              </w:rPr>
-              <w:t>technisch passend, Fahrprobe langsam möglich</w:t>
-            </w:r>
-          </w:p>
-        </w:tc>
-      </w:tr>
-    </w:tbl>
+    <w:p>
+      <w:r>
+        <w:t>In der Wohnung sind Flur, Wohnzimmer und Küche mit einem kompakten Elektrorollstuhl erreichbar, wenn der Teppich im Flur entfernt und der Couchtisch versetzt wird. Die Badezimmertür ist mit 68 Zentimetern zu schmal; dort bleibt Hilfestellung erforderlich.</w:t>
+      </w:r>
+    </w:p>
     <w:p>
       <w:pPr>
         <w:pStyle w:val="Heading2"/>
       </w:pPr>
       <w:r>
-        <w:rPr>
-          <w:rFonts w:ascii="Times New Roman" w:hAnsi="Times New Roman"/>
-        </w:rPr>
-        <w:t>Offene technische Punkte</w:t>
+        <w:t>Praktische Konsequenz</w:t>
       </w:r>
     </w:p>
     <w:p>
-      <w:pPr>
-        <w:pStyle w:val="ListNumber"/>
-      </w:pPr>
       <w:r>
-        <w:t>Vermieterzustimmung für Abstellen und Laden im Erdgeschoss einholen.</w:t>
-      </w:r>
-    </w:p>
-    <w:p>
-      <w:pPr>
-        <w:pStyle w:val="ListNumber"/>
-      </w:pPr>
-      <w:r>
-        <w:t>Brandschutzprüfung für Akku-Ladeplatz dokumentieren.</w:t>
-      </w:r>
-    </w:p>
-    <w:p>
-      <w:pPr>
-        <w:pStyle w:val="ListNumber"/>
-      </w:pPr>
-      <w:r>
-        <w:t>Mobile Rampe für zwei Eingangsstufen gesondert prüfen.</w:t>
-      </w:r>
-    </w:p>
-    <w:p>
-      <w:pPr>
-        <w:pStyle w:val="ListNumber"/>
-      </w:pPr>
-      <w:r>
-        <w:t>Fahrtraining im Innenhof und auf Gehweg dokumentieren.</w:t>
-      </w:r>
-    </w:p>
-    <w:p>
-      <w:pPr>
-        <w:pStyle w:val="ListNumber"/>
-      </w:pPr>
-      <w:r>
-        <w:t>Wartungs- und Reparaturpauschale mit Sanitätshaus klären.</w:t>
+        <w:t>Der Elektrorollstuhl ersetzt nicht jede bauliche Barriere. Er ermöglicht aber Wege im Erdgeschoss, zum Arzt, zur Apotheke und innerhalb der Wohnung deutlich sicherer als Rollator oder Gehstock. Die Versorgung ist deshalb nicht mit einem bloßen Gehstock vergleichbar.</w:t>
       </w:r>
     </w:p>
     <w:sectPr>
-      <w:pgSz w:w="11906" w:h="16838"/>
-      <w:pgMar w:top="1417" w:right="1417" w:bottom="1417" w:left="1417" w:header="720" w:footer="720" w:gutter="0"/>
+      <w:footerReference w:type="default" r:id="rId9"/>
+      <w:pgSz w:w="12240" w:h="15840"/>
+      <w:pgMar w:top="1134" w:right="1247" w:bottom="1020" w:left="1247" w:header="720" w:footer="720" w:gutter="0"/>
       <w:cols w:space="720"/>
       <w:docGrid w:linePitch="360"/>
     </w:sectPr>
   </w:body>
 </w:document>
+</file>
+
+<file path=word/footer1.xml><?xml version="1.0" encoding="utf-8"?>
+<w:ftr xmlns:m="http://schemas.openxmlformats.org/officeDocument/2006/math" xmlns:mc="http://schemas.openxmlformats.org/markup-compatibility/2006" xmlns:mo="http://schemas.microsoft.com/office/mac/office/2008/main" xmlns:mv="urn:schemas-microsoft-com:mac:vml" xmlns:o="urn:schemas-microsoft-com:office:office" xmlns:r="http://schemas.openxmlformats.org/officeDocument/2006/relationships" xmlns:v="urn:schemas-microsoft-com:vml" xmlns:w10="urn:schemas-microsoft-com:office:word" xmlns:w14="http://schemas.microsoft.com/office/word/2010/wordml" xmlns:w="http://schemas.openxmlformats.org/wordprocessingml/2006/main" xmlns:wne="http://schemas.microsoft.com/office/word/2006/wordml" xmlns:wp14="http://schemas.microsoft.com/office/word/2010/wordprocessingDrawing" xmlns:wp="http://schemas.openxmlformats.org/drawingml/2006/wordprocessingDrawing" xmlns:wpc="http://schemas.microsoft.com/office/word/2010/wordprocessingCanvas" xmlns:wpg="http://schemas.microsoft.com/office/word/2010/wordprocessingGroup" xmlns:wpi="http://schemas.microsoft.com/office/word/2010/wordprocessingInk" xmlns:wps="http://schemas.microsoft.com/office/word/2010/wordprocessingShape" mc:Ignorable="w14 wp14">
+  <w:p>
+    <w:pPr>
+      <w:pStyle w:val="Footer"/>
+      <w:jc w:val="center"/>
+    </w:pPr>
+    <w:r>
+      <w:rPr>
+        <w:rFonts w:ascii="Arial" w:hAnsi="Arial"/>
+        <w:color w:val="646464"/>
+        <w:sz w:val="16"/>
+      </w:rPr>
+      <w:t>Wohnumfeldprüfung Körner</w:t>
+    </w:r>
+  </w:p>
+</w:ftr>
 </file>
 
 <file path=word/numbering.xml><?xml version="1.0" encoding="utf-8"?>
@@ -1008,9 +483,12 @@
     <w:name w:val="Normal"/>
     <w:qFormat/>
     <w:rsid w:val="00FC693F"/>
+    <w:pPr>
+      <w:spacing w:after="100" w:line="259" w:lineRule="auto"/>
+    </w:pPr>
     <w:rPr>
-      <w:rFonts w:ascii="Times New Roman" w:hAnsi="Times New Roman"/>
-      <w:sz w:val="22"/>
+      <w:rFonts w:ascii="Arial" w:hAnsi="Arial" w:eastAsia="Arial"/>
+      <w:sz w:val="21"/>
     </w:rPr>
   </w:style>
   <w:style w:type="paragraph" w:styleId="Header">
@@ -1072,10 +550,11 @@
       <w:outlineLvl w:val="0"/>
     </w:pPr>
     <w:rPr>
-      <w:rFonts w:asciiTheme="majorHAnsi" w:eastAsiaTheme="majorEastAsia" w:hAnsiTheme="majorHAnsi" w:cstheme="majorBidi" w:ascii="Times New Roman" w:hAnsi="Times New Roman"/>
+      <w:rFonts w:asciiTheme="majorHAnsi" w:eastAsiaTheme="majorEastAsia" w:hAnsiTheme="majorHAnsi" w:cstheme="majorBidi" w:ascii="Arial" w:hAnsi="Arial" w:eastAsia="Arial"/>
       <w:b/>
       <w:bCs/>
-      <w:sz w:val="28"/>
+      <w:color w:val="1F3C54"/>
+      <w:sz w:val="30"/>
       <w:szCs w:val="28"/>
     </w:rPr>
   </w:style>
@@ -1095,9 +574,10 @@
       <w:outlineLvl w:val="1"/>
     </w:pPr>
     <w:rPr>
-      <w:rFonts w:asciiTheme="majorHAnsi" w:eastAsiaTheme="majorEastAsia" w:hAnsiTheme="majorHAnsi" w:cstheme="majorBidi" w:ascii="Times New Roman" w:hAnsi="Times New Roman"/>
+      <w:rFonts w:asciiTheme="majorHAnsi" w:eastAsiaTheme="majorEastAsia" w:hAnsiTheme="majorHAnsi" w:cstheme="majorBidi" w:ascii="Arial" w:hAnsi="Arial" w:eastAsia="Arial"/>
       <w:b/>
       <w:bCs/>
+      <w:color w:val="1F3C54"/>
       <w:sz w:val="24"/>
       <w:szCs w:val="26"/>
     </w:rPr>
@@ -1118,10 +598,10 @@
       <w:outlineLvl w:val="2"/>
     </w:pPr>
     <w:rPr>
-      <w:rFonts w:asciiTheme="majorHAnsi" w:eastAsiaTheme="majorEastAsia" w:hAnsiTheme="majorHAnsi" w:cstheme="majorBidi" w:ascii="Times New Roman" w:hAnsi="Times New Roman"/>
+      <w:rFonts w:asciiTheme="majorHAnsi" w:eastAsiaTheme="majorEastAsia" w:hAnsiTheme="majorHAnsi" w:cstheme="majorBidi"/>
       <w:b/>
       <w:bCs/>
-      <w:sz w:val="22"/>
+      <w:color w:val="4F81BD" w:themeColor="accent1"/>
     </w:rPr>
   </w:style>
   <w:style w:type="paragraph" w:styleId="Heading4">

--- a/testakten/sozialrecht-elektrorollstuhl-koerner-oldenburg/05_wohnungsumfeld_barrierefreiheit.docx
+++ b/testakten/sozialrecht-elektrorollstuhl-koerner-oldenburg/05_wohnungsumfeld_barrierefreiheit.docx
@@ -3,42 +3,69 @@
 <w:document xmlns:wpc="http://schemas.microsoft.com/office/word/2010/wordprocessingCanvas" xmlns:mo="http://schemas.microsoft.com/office/mac/office/2008/main" xmlns:mc="http://schemas.openxmlformats.org/markup-compatibility/2006" xmlns:mv="urn:schemas-microsoft-com:mac:vml" xmlns:o="urn:schemas-microsoft-com:office:office" xmlns:r="http://schemas.openxmlformats.org/officeDocument/2006/relationships" xmlns:m="http://schemas.openxmlformats.org/officeDocument/2006/math" xmlns:v="urn:schemas-microsoft-com:vml" xmlns:wp14="http://schemas.microsoft.com/office/word/2010/wordprocessingDrawing" xmlns:wp="http://schemas.openxmlformats.org/drawingml/2006/wordprocessingDrawing" xmlns:w10="urn:schemas-microsoft-com:office:word" xmlns:w="http://schemas.openxmlformats.org/wordprocessingml/2006/main" xmlns:w14="http://schemas.microsoft.com/office/word/2010/wordml" xmlns:wpg="http://schemas.microsoft.com/office/word/2010/wordprocessingGroup" xmlns:wpi="http://schemas.microsoft.com/office/word/2010/wordprocessingInk" xmlns:wne="http://schemas.microsoft.com/office/word/2006/wordml" xmlns:wps="http://schemas.microsoft.com/office/word/2010/wordprocessingShape" mc:Ignorable="w14 wp14">
   <w:body>
     <w:p>
+      <w:pPr>
+        <w:spacing w:after="160" w:line="259" w:lineRule="auto"/>
+      </w:pPr>
       <w:r>
         <w:rPr>
+          <w:rFonts w:ascii="Times New Roman" w:hAnsi="Times New Roman"/>
           <w:b/>
           <w:color w:val="1F3C54"/>
-          <w:sz w:val="25"/>
+          <w:sz w:val="28"/>
         </w:rPr>
         <w:t>RehaTechnik Albrecht GmbH</w:t>
       </w:r>
     </w:p>
     <w:p>
       <w:pPr>
-        <w:spacing w:after="160"/>
+        <w:spacing w:after="60" w:before="120" w:line="259" w:lineRule="auto"/>
       </w:pPr>
       <w:r>
+        <w:rPr>
+          <w:rFonts w:ascii="Times New Roman" w:hAnsi="Times New Roman"/>
+          <w:b/>
+          <w:sz w:val="22"/>
+        </w:rPr>
         <w:t>Donnerschweer Straße 188, 26123 Oldenburg · Telefon 0441 73 60 18</w:t>
       </w:r>
     </w:p>
     <w:p>
+      <w:pPr>
+        <w:spacing w:before="120" w:after="60" w:line="259" w:lineRule="auto"/>
+      </w:pPr>
       <w:r>
         <w:rPr>
+          <w:rFonts w:ascii="Times New Roman" w:hAnsi="Times New Roman"/>
+          <w:b/>
           <w:color w:val="555555"/>
-          <w:sz w:val="18"/>
+          <w:sz w:val="22"/>
         </w:rPr>
         <w:t>Ortstermin: 18. Mai 2026 · Versicherter: Heinz Körner · Beraterin: Anja Voss</w:t>
       </w:r>
     </w:p>
-    <w:p/>
+    <w:p>
+      <w:pPr>
+        <w:spacing w:line="259" w:lineRule="auto" w:after="60"/>
+      </w:pPr>
+    </w:p>
     <w:p>
       <w:pPr>
         <w:pStyle w:val="Heading1"/>
+        <w:spacing w:before="120" w:after="60" w:line="259" w:lineRule="auto"/>
       </w:pPr>
       <w:r>
+        <w:rPr>
+          <w:rFonts w:ascii="Times New Roman" w:hAnsi="Times New Roman"/>
+          <w:b/>
+          <w:sz w:val="22"/>
+        </w:rPr>
         <w:t>Wohnungsumfeld und Barrierefreiheitsprüfung</w:t>
       </w:r>
     </w:p>
     <w:p>
+      <w:pPr>
+        <w:spacing w:line="259" w:lineRule="auto" w:after="60"/>
+      </w:pPr>
       <w:r>
         <w:rPr>
           <w:b/>
@@ -47,6 +74,9 @@
       </w:r>
     </w:p>
     <w:p>
+      <w:pPr>
+        <w:spacing w:line="259" w:lineRule="auto" w:after="60"/>
+      </w:pPr>
       <w:r>
         <w:t>Der Ortstermin fand im Beisein von Herrn Körner und seiner Tochter Dr. Maren Körner statt. Die Messwerte beruhen auf unmittelbarer Aufnahme vor Ort; Fotos liegen der Handakte bei.</w:t>
       </w:r>
@@ -54,12 +84,21 @@
     <w:p>
       <w:pPr>
         <w:pStyle w:val="Heading2"/>
+        <w:spacing w:before="120" w:after="60" w:line="259" w:lineRule="auto"/>
       </w:pPr>
       <w:r>
+        <w:rPr>
+          <w:rFonts w:ascii="Times New Roman" w:hAnsi="Times New Roman"/>
+          <w:b/>
+          <w:sz w:val="22"/>
+        </w:rPr>
         <w:t>Gebäudezugang</w:t>
       </w:r>
     </w:p>
     <w:p>
+      <w:pPr>
+        <w:spacing w:line="259" w:lineRule="auto" w:after="60"/>
+      </w:pPr>
       <w:r>
         <w:t>Der Hauseingang hat zwei Stufen mit 14 und 16 Zentimetern Höhe. Im Hausflur beträgt die lichte Breite 108 Zentimeter. Der Aufzug beginnt erst im Hochparterre und ist für den Weg vom Bürgersteig zur Wohnung daher nicht allein ausreichend.</w:t>
       </w:r>
@@ -67,12 +106,16 @@
     <w:p>
       <w:pPr>
         <w:pStyle w:val="Heading2"/>
+        <w:spacing w:line="259" w:lineRule="auto" w:after="60"/>
       </w:pPr>
       <w:r>
         <w:t>Wohnungsbereich</w:t>
       </w:r>
     </w:p>
     <w:p>
+      <w:pPr>
+        <w:spacing w:line="259" w:lineRule="auto" w:after="60"/>
+      </w:pPr>
       <w:r>
         <w:t>In der Wohnung sind Flur, Wohnzimmer und Küche mit einem kompakten Elektrorollstuhl erreichbar, wenn der Teppich im Flur entfernt und der Couchtisch versetzt wird. Die Badezimmertür ist mit 68 Zentimetern zu schmal; dort bleibt Hilfestellung erforderlich.</w:t>
       </w:r>
@@ -80,20 +123,25 @@
     <w:p>
       <w:pPr>
         <w:pStyle w:val="Heading2"/>
+        <w:spacing w:line="259" w:lineRule="auto" w:after="60"/>
       </w:pPr>
       <w:r>
         <w:t>Praktische Konsequenz</w:t>
       </w:r>
     </w:p>
     <w:p>
+      <w:pPr>
+        <w:spacing w:line="259" w:lineRule="auto" w:after="60"/>
+      </w:pPr>
       <w:r>
         <w:t>Der Elektrorollstuhl ersetzt nicht jede bauliche Barriere. Er ermöglicht aber Wege im Erdgeschoss, zum Arzt, zur Apotheke und innerhalb der Wohnung deutlich sicherer als Rollator oder Gehstock. Die Versorgung ist deshalb nicht mit einem bloßen Gehstock vergleichbar.</w:t>
       </w:r>
     </w:p>
     <w:sectPr>
       <w:footerReference w:type="default" r:id="rId9"/>
+      <w:headerReference w:type="default" r:id="rId10"/>
       <w:pgSz w:w="12240" w:h="15840"/>
-      <w:pgMar w:top="1134" w:right="1247" w:bottom="1020" w:left="1247" w:header="720" w:footer="720" w:gutter="0"/>
+      <w:pgMar w:top="1191" w:right="1247" w:bottom="1134" w:left="1361" w:header="720" w:footer="720" w:gutter="0"/>
       <w:cols w:space="720"/>
       <w:docGrid w:linePitch="360"/>
     </w:sectPr>
@@ -118,6 +166,28 @@
     </w:r>
   </w:p>
 </w:ftr>
+</file>
+
+<file path=word/header1.xml><?xml version="1.0" encoding="utf-8"?>
+<w:hdr xmlns:m="http://schemas.openxmlformats.org/officeDocument/2006/math" xmlns:mc="http://schemas.openxmlformats.org/markup-compatibility/2006" xmlns:mo="http://schemas.microsoft.com/office/mac/office/2008/main" xmlns:mv="urn:schemas-microsoft-com:mac:vml" xmlns:o="urn:schemas-microsoft-com:office:office" xmlns:r="http://schemas.openxmlformats.org/officeDocument/2006/relationships" xmlns:v="urn:schemas-microsoft-com:vml" xmlns:w10="urn:schemas-microsoft-com:office:word" xmlns:w14="http://schemas.microsoft.com/office/word/2010/wordml" xmlns:w="http://schemas.openxmlformats.org/wordprocessingml/2006/main" xmlns:wne="http://schemas.microsoft.com/office/word/2006/wordml" xmlns:wp14="http://schemas.microsoft.com/office/word/2010/wordprocessingDrawing" xmlns:wp="http://schemas.openxmlformats.org/drawingml/2006/wordprocessingDrawing" xmlns:wpc="http://schemas.microsoft.com/office/word/2010/wordprocessingCanvas" xmlns:wpg="http://schemas.microsoft.com/office/word/2010/wordprocessingGroup" xmlns:wpi="http://schemas.microsoft.com/office/word/2010/wordprocessingInk" xmlns:wps="http://schemas.microsoft.com/office/word/2010/wordprocessingShape" mc:Ignorable="w14 wp14">
+  <w:p>
+    <w:pPr>
+      <w:pStyle w:val="Header"/>
+      <w:jc w:val="left"/>
+    </w:pPr>
+    <w:r/>
+    <w:r>
+      <w:rPr>
+        <w:rFonts w:ascii="Times New Roman" w:hAnsi="Times New Roman"/>
+        <w:b w:val="0"/>
+        <w:i w:val="0"/>
+        <w:color w:val="666666"/>
+        <w:sz w:val="17"/>
+      </w:rPr>
+      <w:t>Kanzlei Ahlers und Brinkmann | Sozialrechtliche Leistungsakte | Bearbeitungsstand Juli 2026</w:t>
+    </w:r>
+  </w:p>
+</w:hdr>
 </file>
 
 <file path=word/numbering.xml><?xml version="1.0" encoding="utf-8"?>
@@ -487,8 +557,8 @@
       <w:spacing w:after="100" w:line="259" w:lineRule="auto"/>
     </w:pPr>
     <w:rPr>
-      <w:rFonts w:ascii="Arial" w:hAnsi="Arial" w:eastAsia="Arial"/>
-      <w:sz w:val="21"/>
+      <w:rFonts w:ascii="Times New Roman" w:hAnsi="Times New Roman" w:eastAsia="Arial"/>
+      <w:sz w:val="22"/>
     </w:rPr>
   </w:style>
   <w:style w:type="paragraph" w:styleId="Header">
@@ -550,11 +620,11 @@
       <w:outlineLvl w:val="0"/>
     </w:pPr>
     <w:rPr>
-      <w:rFonts w:asciiTheme="majorHAnsi" w:eastAsiaTheme="majorEastAsia" w:hAnsiTheme="majorHAnsi" w:cstheme="majorBidi" w:ascii="Arial" w:hAnsi="Arial" w:eastAsia="Arial"/>
+      <w:rFonts w:asciiTheme="majorHAnsi" w:eastAsiaTheme="majorEastAsia" w:hAnsiTheme="majorHAnsi" w:cstheme="majorBidi" w:ascii="Times New Roman" w:hAnsi="Times New Roman" w:eastAsia="Arial"/>
       <w:b/>
       <w:bCs/>
       <w:color w:val="1F3C54"/>
-      <w:sz w:val="30"/>
+      <w:sz w:val="28"/>
       <w:szCs w:val="28"/>
     </w:rPr>
   </w:style>
@@ -574,7 +644,7 @@
       <w:outlineLvl w:val="1"/>
     </w:pPr>
     <w:rPr>
-      <w:rFonts w:asciiTheme="majorHAnsi" w:eastAsiaTheme="majorEastAsia" w:hAnsiTheme="majorHAnsi" w:cstheme="majorBidi" w:ascii="Arial" w:hAnsi="Arial" w:eastAsia="Arial"/>
+      <w:rFonts w:asciiTheme="majorHAnsi" w:eastAsiaTheme="majorEastAsia" w:hAnsiTheme="majorHAnsi" w:cstheme="majorBidi" w:ascii="Times New Roman" w:hAnsi="Times New Roman" w:eastAsia="Arial"/>
       <w:b/>
       <w:bCs/>
       <w:color w:val="1F3C54"/>
@@ -839,11 +909,12 @@
       <w:contextualSpacing/>
     </w:pPr>
     <w:rPr>
-      <w:rFonts w:asciiTheme="majorHAnsi" w:eastAsiaTheme="majorEastAsia" w:hAnsiTheme="majorHAnsi" w:cstheme="majorBidi"/>
+      <w:rFonts w:asciiTheme="majorHAnsi" w:eastAsiaTheme="majorEastAsia" w:hAnsiTheme="majorHAnsi" w:cstheme="majorBidi" w:ascii="Times New Roman" w:hAnsi="Times New Roman"/>
+      <w:b/>
       <w:color w:val="17365D" w:themeColor="text2" w:themeShade="BF"/>
       <w:spacing w:val="5"/>
       <w:kern w:val="28"/>
-      <w:sz w:val="52"/>
+      <w:sz w:val="30"/>
       <w:szCs w:val="52"/>
     </w:rPr>
   </w:style>

--- a/testakten/sozialrecht-elektrorollstuhl-koerner-oldenburg/05_wohnungsumfeld_barrierefreiheit.docx
+++ b/testakten/sozialrecht-elektrorollstuhl-koerner-oldenburg/05_wohnungsumfeld_barrierefreiheit.docx
@@ -140,7 +140,7 @@
     <w:sectPr>
       <w:footerReference w:type="default" r:id="rId9"/>
       <w:headerReference w:type="default" r:id="rId10"/>
-      <w:pgSz w:w="12240" w:h="15840"/>
+      <w:pgSz w:w="11906" w:h="16838"/>
       <w:pgMar w:top="1191" w:right="1247" w:bottom="1134" w:left="1361" w:header="720" w:footer="720" w:gutter="0"/>
       <w:cols w:space="720"/>
       <w:docGrid w:linePitch="360"/>
